--- a/일본판/2부/2부_5화_사카키의_제안.docx
+++ b/일본판/2부/2부_5화_사카키의_제안.docx
@@ -199,7 +199,7 @@
           <w:i w:val="0"/>
           <w:sz w:val="22"/>
         </w:rPr>
-        <w:t>おはようございます。遅れてすみません、バスが一本、行ってしまって。</w:t>
+        <w:t>おはようございます。遅れてすみません、バスが一本行ってしまって。</w:t>
       </w:r>
     </w:p>
     <w:p>
@@ -268,7 +268,7 @@
           <w:i w:val="0"/>
           <w:sz w:val="22"/>
         </w:rPr>
-        <w:t>ええ。今日からは、二百九十八人でやります。</w:t>
+        <w:t>ええ。今日からは二百九十八人でやります。</w:t>
       </w:r>
     </w:p>
     <w:p>
@@ -291,7 +291,7 @@
           <w:i w:val="0"/>
           <w:sz w:val="22"/>
         </w:rPr>
-        <w:t>私、思ったんですけど。抜けた十四人の方々を、数字として見ないでおくの、難しいですね。名前も顔も、申し込みの日の説明会の席も覚えてるので。</w:t>
+        <w:t>私、思ったんですけど。抜けた十四人の方々を、数字として見ないでおくのは難しいですね。名前も顔も、申し込みの日の説明会の席も覚えてるので。</w:t>
       </w:r>
     </w:p>
     <w:p>
@@ -360,7 +360,7 @@
           <w:i w:val="0"/>
           <w:sz w:val="22"/>
         </w:rPr>
-        <w:t>原告になる資格は、控訴審でも、ぎりぎりまで開いています。戻れる道を閉じないのも、僕たちの仕事です。</w:t>
+        <w:t>原告になる資格は、控訴審でもぎりぎりまで開いています。戻れる道を閉じないのも、僕たちの仕事です。</w:t>
       </w:r>
     </w:p>
     <w:p>
@@ -375,7 +375,7 @@
           <w:color w:val="555555"/>
           <w:sz w:val="22"/>
         </w:rPr>
-        <w:t>(三浦が、最初の湯呑みを土井の前に置く。ほうじ茶の香り。)</w:t>
+        <w:t>(三浦が最初の湯呑みを土井の前に置く。ほうじ茶の香り。)</w:t>
       </w:r>
     </w:p>
     <w:p>
@@ -444,7 +444,7 @@
           <w:i w:val="0"/>
           <w:sz w:val="22"/>
         </w:rPr>
-        <w:t>波戸町の北のはずれに、波戸神社があります。祖母の実家が、あのあたりで。子どものころ、お彼岸に連れていかれたんです。境内の端に、古い石碑が立っていて。「此処より下に家を建つる勿れ」って、彫ってあると祖母が言っていました。</w:t>
+        <w:t>波戸町の北のはずれに、波戸神社があります。祖母の実家が、あのあたりで。子どものころ、お彼岸に連れていかれたんです。境内の端に古い石碑が立っていて。「此処より下に家を建つる勿れ」って、彫ってあると祖母が言っていました。</w:t>
       </w:r>
     </w:p>
     <w:p>
@@ -536,7 +536,7 @@
           <w:i w:val="0"/>
           <w:sz w:val="22"/>
         </w:rPr>
-        <w:t>はい。ただ、石碑が本当にそこにあるのか、どんな字なのか、誰が、いつ建てたのか。まだ何も確かめていないんです。一人で、行ってきてもいいですか。</w:t>
+        <w:t>はい。ただ、石碑が本当にそこにあるのか、どんな字なのか、誰がいつ建てたのか。まだ何も確かめていないんです。一人で、行ってきてもいいですか。</w:t>
       </w:r>
     </w:p>
     <w:p>
@@ -574,7 +574,7 @@
           <w:i w:val="0"/>
           <w:sz w:val="22"/>
         </w:rPr>
-        <w:t>行ってきてください。ただし、三つ。一つ、写真は、必ず場所と日付と向きが分かるように撮ること。二つ、線量計を持っていくこと。数字は、測った数字だけを書いてください。三つ、見た人の名前を聞くときは、その人の「話したくない」を、先に尊重すること。</w:t>
+        <w:t>行ってきてください。ただし、三つ。一つ、写真は必ず場所と日付と向きが分かるように撮ること。二つ、線量計を持っていくこと。数字は、測った数字だけを書いてください。三つ、見た人の名前を聞くときは、その人の「話したくない」を先に尊重すること。</w:t>
       </w:r>
     </w:p>
     <w:p>
@@ -620,7 +620,7 @@
           <w:i w:val="0"/>
           <w:sz w:val="22"/>
         </w:rPr>
-        <w:t>一人で行く日が、一度は必要です。僕も、桐生先生に、そう言われました。</w:t>
+        <w:t>一人で行く日が、一度は必要です。僕も桐生先生にそう言われました。</w:t>
       </w:r>
     </w:p>
     <w:p>
@@ -666,7 +666,7 @@
           <w:i w:val="0"/>
           <w:sz w:val="22"/>
         </w:rPr>
-        <w:t>お願いします。(湯呑みを両手で包んで)……このお茶、本当に、苦いのに落ち着きますね。</w:t>
+        <w:t>お願いします。(湯呑みを両手で包んで)……このお茶、本当に苦いのに落ち着きますね。</w:t>
       </w:r>
     </w:p>
     <w:p>
@@ -689,7 +689,7 @@
           <w:i w:val="0"/>
           <w:sz w:val="22"/>
         </w:rPr>
-        <w:t>苦いのは、煙を一本で止めてるからです。ちゃんと、真壁さんの炒り方です。</w:t>
+        <w:t>苦いのは煙を一本で止めてるからです。ちゃんと、真壁さんの炒り方です。</w:t>
       </w:r>
     </w:p>
     <w:p>
@@ -742,7 +742,7 @@
           <w:color w:val="555555"/>
           <w:sz w:val="22"/>
         </w:rPr>
-        <w:t>(9月16日(水)、午後8時。駅前の路地にある居酒屋「しおさい」。カウンターの上のテレビに、国会の首班指名の中継が映っている。客は少ない。窓際の席で、遼、三浦、土井が刺身の盛り合わせを囲む。)</w:t>
+        <w:t>(9月16日(水)、午後8時。駅前の路地にある居酒屋「しおさい」。カウンターの上のテレビに国会の首班指名の中継が映っている。客は少ない。窓際の席で遼、三浦、土井が刺身の盛り合わせを囲む。)</w:t>
       </w:r>
     </w:p>
     <w:p>
@@ -867,7 +867,7 @@
           <w:i w:val="0"/>
           <w:sz w:val="22"/>
         </w:rPr>
-        <w:t>前の総理大臣は、病気でやめたんだべ。七年八か月だっけ? 長いもんだなあ。波戸の人は、その間ずっと、仮設だったり、団地だったり。</w:t>
+        <w:t>前の総理大臣は病気でやめたんだべ。七年八か月だっけ? 長いもんだなあ。波戸の人は、その間ずっと、仮設だったり、団地だったり。</w:t>
       </w:r>
     </w:p>
     <w:p>
@@ -936,7 +936,7 @@
           <w:i w:val="0"/>
           <w:sz w:val="22"/>
         </w:rPr>
-        <w:t>人が変わっても、国が被告になっている事実は変わりません。国の代理人は、ずっと同じ人たちですから。</w:t>
+        <w:t>人が変わっても、国が被告になっている事実は変わりません。国の代理人はずっと同じ人たちですから。</w:t>
       </w:r>
     </w:p>
     <w:p>
@@ -1005,7 +1005,7 @@
           <w:i w:val="0"/>
           <w:sz w:val="22"/>
         </w:rPr>
-        <w:t>いいがら。新しい総理大臣に、乾杯してやんなきゃ、寂しいべ。</w:t>
+        <w:t>いいがら。新しい総理大臣に乾杯してやんなきゃ、寂しいべ。</w:t>
       </w:r>
     </w:p>
     <w:p>
@@ -1020,7 +1020,7 @@
           <w:color w:val="555555"/>
           <w:sz w:val="22"/>
         </w:rPr>
-        <w:t>(三人が笑い、軽く杯を上げる。テレビでは、新内閣の閣僚名簿が映る。画面の端に、与党・国民協和党の幹事長の顔が一瞬だけ出る。)</w:t>
+        <w:t>(三人が笑い、軽く杯を上げる。テレビでは、新内閣の閣僚名簿が映る。画面の端に与党・国民協和党の幹事長の顔が一瞬だけ出る。)</w:t>
       </w:r>
     </w:p>
     <w:p>
@@ -1173,7 +1173,7 @@
           <w:i w:val="0"/>
           <w:sz w:val="22"/>
         </w:rPr>
-        <w:t>若え先生は、素直でいいねえ。</w:t>
+        <w:t>若え先生は素直でいいねえ。</w:t>
       </w:r>
     </w:p>
     <w:p>
@@ -1188,7 +1188,7 @@
           <w:color w:val="555555"/>
           <w:sz w:val="22"/>
         </w:rPr>
-        <w:t>(窓の外、駅前の掲示板に、色あせた「真壁いさお 国政報告会」のポスターが貼られたままになっている。新しいポスターの上に、日付が一行、貼り足されている。)</w:t>
+        <w:t>(窓の外、駅前の掲示板に、色あせた「真壁いさお 国政報告会」のポスターが貼られたままになっている。新しいポスターの上に、日付が一行貼り足されている。)</w:t>
       </w:r>
     </w:p>
     <w:p>
@@ -1287,7 +1287,7 @@
           <w:i w:val="0"/>
           <w:sz w:val="22"/>
         </w:rPr>
-        <w:t>本日は、私の一存で参りました。と申し上げておきます。</w:t>
+        <w:t>本日は私の一存で参りました、と申し上げておきます。</w:t>
       </w:r>
     </w:p>
     <w:p>
@@ -1325,7 +1325,7 @@
           <w:i w:val="0"/>
           <w:sz w:val="22"/>
         </w:rPr>
-        <w:t>今日は、お待ちの順では、ないのですね。</w:t>
+        <w:t>今日は、お待ちの順ではないのですね。</w:t>
       </w:r>
     </w:p>
     <w:p>
@@ -1450,7 +1450,7 @@
           <w:i w:val="0"/>
           <w:sz w:val="22"/>
         </w:rPr>
-        <w:t>榊さん。ご用件を、伺います。</w:t>
+        <w:t>榊さん。ご用件を伺います。</w:t>
       </w:r>
     </w:p>
     <w:p>
@@ -1519,7 +1519,7 @@
           <w:i w:val="0"/>
           <w:sz w:val="22"/>
         </w:rPr>
-        <w:t>原告の皆様のことです。三百人近い方々が、国と電力を相手取って、十年近く、お待ちになる。一審の判決まで二、三年。控訴審、上告審まで含めれば、五年か、六年。</w:t>
+        <w:t>原告の皆様のことです。三百人近い方々が、国と電力を相手取って十年近くお待ちになる。一審の判決まで二、三年。控訴審、上告審まで含めれば、五年か六年。</w:t>
       </w:r>
     </w:p>
     <w:p>
@@ -1542,7 +1542,7 @@
           <w:i w:val="0"/>
           <w:sz w:val="22"/>
         </w:rPr>
-        <w:t>私たちは、そのつもりで始めています。</w:t>
+        <w:t>私たちはそのつもりで始めています。</w:t>
       </w:r>
     </w:p>
     <w:p>
@@ -1611,7 +1611,7 @@
           <w:i w:val="0"/>
           <w:sz w:val="22"/>
         </w:rPr>
-        <w:t>政府の側と、与党の側の、いくつかの場で。ただし、お名前は出せません。ですから、書面にもできません。</w:t>
+        <w:t>政府の側と与党の側のいくつかの場で。ただし、お名前は出せません。ですから、書面にもできません。</w:t>
       </w:r>
     </w:p>
     <w:p>
@@ -1634,7 +1634,7 @@
           <w:i w:val="0"/>
           <w:sz w:val="22"/>
         </w:rPr>
-        <w:t>内容を、伺います。</w:t>
+        <w:t>内容を伺います。</w:t>
       </w:r>
     </w:p>
     <w:p>
@@ -1680,7 +1680,7 @@
           <w:i w:val="0"/>
           <w:sz w:val="22"/>
         </w:rPr>
-        <w:t>それで、どうなるんですか。</w:t>
+        <w:t>それでどうなるんですか。</w:t>
       </w:r>
     </w:p>
     <w:p>
@@ -1703,7 +1703,7 @@
           <w:i w:val="0"/>
           <w:sz w:val="22"/>
         </w:rPr>
-        <w:t>国を外していただく代わりに、特別立法をいたします。被害者救済のための特別措置法です。原告の皆様、全員に、判決を待たずに、追加の賠償を。金額は、弁護士会や研究者の皆様が出しておられる試算に、近いものを。一人あたり、数百万円から、世帯によっては、それ以上。</w:t>
+        <w:t>国を外していただく代わりに、特別立法をいたします。被害者救済のための特別措置法です。原告の皆様全員に、判決を待たずに追加の賠償を。金額は、弁護士会や研究者の皆様が出しておられる試算に近いものを。一人あたり数百万円から、世帯によってはそれ以上。</w:t>
       </w:r>
     </w:p>
     <w:p>
@@ -1718,7 +1718,7 @@
           <w:color w:val="555555"/>
           <w:sz w:val="22"/>
         </w:rPr>
-        <w:t>(三浦が、息を呑む。遼は表情を動かさない。)</w:t>
+        <w:t>(三浦が息を呑む。遼は表情を動かさない。)</w:t>
       </w:r>
     </w:p>
     <w:p>
@@ -1764,7 +1764,7 @@
           <w:i w:val="0"/>
           <w:sz w:val="22"/>
         </w:rPr>
-        <w:t>はい。皆様、お年を召していらっしゃる。(視線を、ホワイトボードの方に向ける)三百人のうち、八十歳を過ぎた方が、何人いらっしゃいますか。</w:t>
+        <w:t>はい。皆様、お年を召していらっしゃる。(視線をホワイトボードの方に向ける)三百人のうち八十歳を過ぎた方が、何人いらっしゃいますか。</w:t>
       </w:r>
     </w:p>
     <w:p>
@@ -1787,7 +1787,7 @@
           <w:i w:val="0"/>
           <w:sz w:val="22"/>
         </w:rPr>
-        <w:t>残り二百九十八人のうち、八十歳以上の方は、三十一人です。</w:t>
+        <w:t>残り二百九十八人のうち、八十歳以上の方は三十一人です。</w:t>
       </w:r>
     </w:p>
     <w:p>
@@ -1810,7 +1810,7 @@
           <w:i w:val="0"/>
           <w:sz w:val="22"/>
         </w:rPr>
-        <w:t>ありがとうございます。三十一人の方が、三年後に、お元気とは限りません。</w:t>
+        <w:t>ありがとうございます。三十一人の方が、三年後にお元気とは限りません。</w:t>
       </w:r>
     </w:p>
     <w:p>
@@ -1825,7 +1825,7 @@
           <w:color w:val="555555"/>
           <w:sz w:val="22"/>
         </w:rPr>
-        <w:t>(土井が、ペンを持つ手を止める。)</w:t>
+        <w:t>(土井がペンを持つ手を止める。)</w:t>
       </w:r>
     </w:p>
     <w:p>
@@ -1848,7 +1848,7 @@
           <w:i w:val="0"/>
           <w:sz w:val="22"/>
         </w:rPr>
-        <w:t>先生。古今集に、小野小町の歌がございます。「花の色は 移りにけりな いたづらに 我が身世にふる ながめせしまに」。……待っているうちに、花の色は褪せてしまう。長雨を眺めているあいだに。</w:t>
+        <w:t>先生。古今集に小野小町の歌がございます。「花の色は 移りにけりな いたづらに 我が身世にふる ながめせしまに」。……待っているうちに、花の色は褪せてしまう。長雨を眺めているあいだに。</w:t>
       </w:r>
     </w:p>
     <w:p>
@@ -1871,7 +1871,7 @@
           <w:i w:val="0"/>
           <w:sz w:val="22"/>
         </w:rPr>
-        <w:t>「ながめ」は、「長雨」と「眺め」の掛詞です。</w:t>
+        <w:t>「ながめ」は「長雨」と「眺め」の掛詞です。</w:t>
       </w:r>
     </w:p>
     <w:p>
@@ -1894,7 +1894,7 @@
           <w:i w:val="0"/>
           <w:sz w:val="22"/>
         </w:rPr>
-        <w:t>さすがです。私は、勝ち負けの話をしに来たのではございません。待つ時間の話をしに来たのです。</w:t>
+        <w:t>さすがです。私は勝ち負けの話をしに来たのではございません。待つ時間の話をしに来たのです。</w:t>
       </w:r>
     </w:p>
     <w:p>
@@ -1940,7 +1940,7 @@
           <w:i w:val="0"/>
           <w:sz w:val="22"/>
         </w:rPr>
-        <w:t>……もう少しだけ、お聞きいただけませんか。</w:t>
+        <w:t>……もう少しだけお聞きいただけませんか。</w:t>
       </w:r>
     </w:p>
     <w:p>
@@ -1963,7 +1963,7 @@
           <w:i w:val="0"/>
           <w:sz w:val="22"/>
         </w:rPr>
-        <w:t>聞きました。その上で、お断りします。国を被告から外すということは、「国は、何もしなくてよかった」と、原告自身が認めるということです。特別立法の補償は、国が責任を取るのではなく、国が善意で配る、という形になります。それは、被害の分け方を、国が決めることです。</w:t>
+        <w:t>聞きました。その上で、お断りします。国を被告から外すということは、「国は何もしなくてよかった」と、原告自身が認めるということです。特別立法の補償は、国が責任を取るのではなく、国が善意で配るという形になります。それは、被害の分け方を国が決めることです。</w:t>
       </w:r>
     </w:p>
     <w:p>
@@ -1986,7 +1986,7 @@
           <w:i w:val="0"/>
           <w:sz w:val="22"/>
         </w:rPr>
-        <w:t>賠償が、早く、確実に、届くのです。</w:t>
+        <w:t>賠償が早く、確実に届くのです。</w:t>
       </w:r>
     </w:p>
     <w:p>
@@ -2009,7 +2009,7 @@
           <w:i w:val="0"/>
           <w:sz w:val="22"/>
         </w:rPr>
-        <w:t>確実なのは、金額だけです。何が起きたのか。誰が、何を、決めずにきたのか。その部分が、紙の上から消えます。二〇〇八年の試算も、「当分、保留」の一行も、法廷で確かめる機会がなくなる。</w:t>
+        <w:t>確実なのは金額だけです。何が起きたのか。誰が何を決めずにきたのか。その部分が、紙の上から消えます。二〇〇八年の試算も「当分、保留」の一行も法廷で確かめる機会がなくなる。</w:t>
       </w:r>
     </w:p>
     <w:p>
@@ -2032,7 +2032,7 @@
           <w:i w:val="0"/>
           <w:sz w:val="22"/>
         </w:rPr>
-        <w:t>私も、反対です。(真壁を見る)すみません、先生の前に言って。</w:t>
+        <w:t>私も反対です。(真壁を見る)すみません、先生の前に言って。</w:t>
       </w:r>
     </w:p>
     <w:p>
@@ -2088,7 +2088,7 @@
           <w:i w:val="0"/>
           <w:sz w:val="22"/>
         </w:rPr>
-        <w:t>土井先生の、おっしゃるとおりだと、私も思います。ただ、私の仕事は、「選択肢を、お持ちする」ことですから。</w:t>
+        <w:t>土井先生のおっしゃるとおりだと、私も思います。ただ、私の仕事は「選択肢をお持ちする」ことですから。</w:t>
       </w:r>
     </w:p>
     <w:p>
@@ -2111,7 +2111,7 @@
           <w:i w:val="0"/>
           <w:sz w:val="22"/>
         </w:rPr>
-        <w:t>榊さん、もう一つ。この提案は、書面になりませんね。</w:t>
+        <w:t>榊さん、もう一つ。この提案は書面になりませんね。</w:t>
       </w:r>
     </w:p>
     <w:p>
@@ -2157,7 +2157,7 @@
           <w:i w:val="0"/>
           <w:sz w:val="22"/>
         </w:rPr>
-        <w:t>書面にならない提案は、僕には「依頼者に伝える内容」がありません。弁護士は、有利と思われる和解の申し出は、必ず依頼者に取り次ぐ義務があります。ですが、誰から、どんな根拠で、いつまで有効なのかが分からないものは、「申し出」ではなく、「噂」です。</w:t>
+        <w:t>書面にならない提案には、僕が依頼者に伝えるべき内容がありません。弁護士は、有利と思われる和解の申し出は、必ず依頼者に取り次ぐ義務があります。ですが、誰から、どんな根拠で、いつまで有効なのかが分からないものは、「申し出」ではなく「噂」です。</w:t>
       </w:r>
     </w:p>
     <w:p>
@@ -2203,7 +2203,7 @@
           <w:i w:val="0"/>
           <w:sz w:val="22"/>
         </w:rPr>
-        <w:t>「ある方々が検討している、というお話を、榊さんという個人が、私的な場で、口頭でなさった」。その事実は、原告団の代表に、そのまま伝えます。そして、僕の答えは、お断りです、と。</w:t>
+        <w:t>「ある方々が検討している、というお話を、榊さんという個人が私的な場で口頭でなさった」。その事実は、原告団の代表にそのまま伝えます。そして、僕の答えは、お断りです、と。</w:t>
       </w:r>
     </w:p>
     <w:p>
@@ -2236,7 +2236,7 @@
           <w:i w:val="0"/>
           <w:sz w:val="22"/>
         </w:rPr>
-        <w:t>承知いたしました。私が申し上げるべきことは、以上です。(立ち上がる)お茶、ご馳走さまでした。</w:t>
+        <w:t>承知いたしました。私が申し上げるべきことは、以上です。(立ち上がる)お茶、ごちそうさまでした。</w:t>
       </w:r>
     </w:p>
     <w:p>
@@ -2274,7 +2274,7 @@
           <w:i w:val="0"/>
           <w:sz w:val="22"/>
         </w:rPr>
-        <w:t>真壁先生。待てば海路の日和あり、と申します。ですが、海は、待っているあいだに、陸を削ります。……失礼いたします。</w:t>
+        <w:t>真壁先生。待てば海路の日和あり、と申します。ですが、海は待っているあいだに陸を削ります。……失礼いたします。</w:t>
       </w:r>
     </w:p>
     <w:p>
@@ -2289,7 +2289,7 @@
           <w:color w:val="555555"/>
           <w:sz w:val="22"/>
         </w:rPr>
-        <w:t>(足音が階段を降りていく。土井が、深く息を吐く。)</w:t>
+        <w:t>(足音が階段を降りていく。土井が深く息を吐く。)</w:t>
       </w:r>
     </w:p>
     <w:p>
@@ -2312,7 +2312,7 @@
           <w:i w:val="0"/>
           <w:sz w:val="22"/>
         </w:rPr>
-        <w:t>……すごい人、ですね。何も言ってないのに、全部言ってました。</w:t>
+        <w:t>……すごい人ですね。何も言ってないのに、全部言ってました。</w:t>
       </w:r>
     </w:p>
     <w:p>
@@ -2335,7 +2335,7 @@
           <w:i w:val="0"/>
           <w:sz w:val="22"/>
         </w:rPr>
-        <w:t>榊さんは、昔から、そうなんです。(手が少し震えているのを、袖で隠す)お茶、淹れ直しましょうか。</w:t>
+        <w:t>榊さんは昔からそうなんです。(手が少し震えているのを袖で隠す)お茶、淹れ直しましょうか。</w:t>
       </w:r>
     </w:p>
     <w:p>
@@ -2358,7 +2358,7 @@
           <w:i w:val="0"/>
           <w:sz w:val="22"/>
         </w:rPr>
-        <w:t>お願いします。……土井先生。あれは、父の事務所の人です。</w:t>
+        <w:t>お願いします。……土井先生。あれは父の事務所の人です。</w:t>
       </w:r>
     </w:p>
     <w:p>
@@ -2381,7 +2381,7 @@
           <w:i w:val="0"/>
           <w:sz w:val="22"/>
         </w:rPr>
-        <w:t>薄々、分かっていました。名前は、出ませんでしたけど。</w:t>
+        <w:t>薄々分かっていました。名前は出ませんでしたけど。</w:t>
       </w:r>
     </w:p>
     <w:p>
@@ -2434,7 +2434,7 @@
           <w:color w:val="555555"/>
           <w:sz w:val="22"/>
         </w:rPr>
-        <w:t>(9月18日(金)、午後7時。汐見台復興公営住宅の集会所。折りたたみの長机に麦茶と、誰かが持ってきた煎餅。大城、遠藤、和代がすでに座り、一つだけ空いた席がある。遼と土井、三浦が並んで座っている。扉の外から、子どもの声と、蝉ではなく、コオロギの声。)</w:t>
+        <w:t>(9月18日(金)、午後7時。汐見台復興公営住宅の集会所。折りたたみの長机に麦茶と、誰かが持ってきた煎餅。大城、遠藤、和代がすでに座り、一つだけ空いた席がある。遼と土井、三浦が並んで座っている。扉の外から、子どもの声と、蝉ではなくコオロギの声。)</w:t>
       </w:r>
     </w:p>
     <w:p>
@@ -2480,7 +2480,7 @@
           <w:i w:val="0"/>
           <w:sz w:val="22"/>
         </w:rPr>
-        <w:t>はい。昨日、私的な形で、ある方が事務所にいらっしゃいました。お名前は、あえて出しません。内容は、こうです。国を被告から外して、電力だけを相手にする。そのかわり、特別立法で、全員に、判決より早く追加の賠償を出す。</w:t>
+        <w:t>はい。昨日、私的な形で、ある方が事務所にいらっしゃいました。お名前は、あえて出しません。内容は、こうです。国を被告から外して、電力だけを相手にする。そのかわり、特別立法で、全員に判決より早く追加の賠償を出す。</w:t>
       </w:r>
     </w:p>
     <w:p>
@@ -2495,7 +2495,7 @@
           <w:color w:val="555555"/>
           <w:sz w:val="22"/>
         </w:rPr>
-        <w:t>(集会所が、静まる。遠藤が、湯呑みを持ったまま動かない。)</w:t>
+        <w:t>(集会所が静まる。遠藤が湯呑みを持ったまま動かない。)</w:t>
       </w:r>
     </w:p>
     <w:p>
@@ -2541,7 +2541,7 @@
           <w:i w:val="0"/>
           <w:sz w:val="22"/>
         </w:rPr>
-        <w:t>具体的な金額は、示されていません。ただ、「数百万円から、世帯によってはそれ以上」と。</w:t>
+        <w:t>具体的な金額は示されていません。ただ、「数百万円から、世帯によってはそれ以上」と。</w:t>
       </w:r>
     </w:p>
     <w:p>
@@ -2620,7 +2620,7 @@
           <w:i w:val="0"/>
           <w:sz w:val="22"/>
         </w:rPr>
-        <w:t>すんません。……責めてほしくて言ったんでねえんです。うち、翔太の学費が、まだこれから何年もかかるべ。あたしがなんぼ働いても、スーパーの時給じゃ。</w:t>
+        <w:t>すんません。……責めてほしくて言ったんでねえんです。うち、翔太の学費が、まだこれから何年もかかるべ。あたしがなんぼ働いてもスーパーの時給じゃ。</w:t>
       </w:r>
     </w:p>
     <w:p>
@@ -2666,7 +2666,7 @@
           <w:i w:val="0"/>
           <w:sz w:val="22"/>
         </w:rPr>
-        <w:t>和代さんが、今ここで言ってくれてよかった。みんな、心の中では、考えてることだから。でも、あたしは嫌。</w:t>
+        <w:t>和代さんが今ここで言ってくれてよかった。みんな心の中では考えてることだから。でも、あたしは嫌。</w:t>
       </w:r>
     </w:p>
     <w:p>
@@ -2689,7 +2689,7 @@
           <w:i w:val="0"/>
           <w:sz w:val="22"/>
         </w:rPr>
-        <w:t>おめえは、まだ若えから、そう言えっぺ。</w:t>
+        <w:t>おめえはまだ若えから、そう言えっぺ。</w:t>
       </w:r>
     </w:p>
     <w:p>
@@ -2745,7 +2745,7 @@
           <w:i w:val="0"/>
           <w:sz w:val="22"/>
         </w:rPr>
-        <w:t>……おらは、九年半、待った。三月が来ればまた一つ増える。これから、あと何年待つか。お医者さんに、「今年の冬が越せっかどうか」って言われたこともあるんだ。数百万が出んなら、おらは、すぐにでも、もらってえ。</w:t>
+        <w:t>……おらは九年半、待った。三月が来ればまた一つ増える。これからあと何年待つか。お医者さんに、「今年の冬が越せっかどうか」って言われたこともあるんだ。数百万が出んなら、おらはすぐにでももらってえ。</w:t>
       </w:r>
     </w:p>
     <w:p>
@@ -2791,7 +2791,7 @@
           <w:i w:val="0"/>
           <w:sz w:val="22"/>
         </w:rPr>
-        <w:t>んでもな。(湯呑みを置く)国が、悪くなかったことになんだら、おら、「誰が悪かったのか」分かんねえまんま、死ぬことになっぺ。それは、いちばんつれえ。</w:t>
+        <w:t>んでもな。(湯呑みを置く)国が悪くなかったことになんだら、おら、「誰が悪かったのか」分かんねえまんま、死ぬことになっぺ。それはいちばんつれえ。</w:t>
       </w:r>
     </w:p>
     <w:p>
@@ -2837,7 +2837,7 @@
           <w:i w:val="0"/>
           <w:sz w:val="22"/>
         </w:rPr>
-        <w:t>湾の裁判のとき、桐生先生が言ったんだ。「補償は、お金の話だ。責任は、順番の話だ。お金だけもらっても、順番が決まんなきゃ、同じことがまた起こる」って。</w:t>
+        <w:t>湾の裁判のとき、桐生先生が言ったんだ。「補償は、お金の話だ。責任は、順番の話だ。お金だけもらっても、順番が決まんなきゃ、、同じことがまた起こる」って。</w:t>
       </w:r>
     </w:p>
     <w:p>
@@ -2860,7 +2860,7 @@
           <w:i w:val="0"/>
           <w:sz w:val="22"/>
         </w:rPr>
-        <w:t>僕は、その言葉を、今朝、先生の手帳で読み直しました。</w:t>
+        <w:t>僕はその言葉を、今朝、先生の手帳で読み直しました。</w:t>
       </w:r>
     </w:p>
     <w:p>
@@ -2875,7 +2875,7 @@
           <w:color w:val="555555"/>
           <w:sz w:val="22"/>
         </w:rPr>
-        <w:t>(集会所の扉が開き、小柄な老婦人が、杖もつかずに入ってくる。日に焼けた顔に、きちんと結った白髪。)</w:t>
+        <w:t>(集会所の扉が開き、小柄な老婦人が杖もつかずに入ってくる。日に焼けた顔に、きちんと結った白髪。)</w:t>
       </w:r>
     </w:p>
     <w:p>
@@ -2967,7 +2967,7 @@
           <w:i w:val="0"/>
           <w:sz w:val="22"/>
         </w:rPr>
-        <w:t>岩間ハルさん。八十二。波戸神社のそばの、旧家の方。あたしが話したの、土井先生に会いたいって。</w:t>
+        <w:t>岩間ハルさん。八十二。波戸神社のそばの旧家の方。あたしが話したの、土井先生に会いたいって。</w:t>
       </w:r>
     </w:p>
     <w:p>
@@ -3013,7 +3013,7 @@
           <w:i w:val="0"/>
           <w:sz w:val="22"/>
         </w:rPr>
-        <w:t>はい、土井茜です。お会いできて、嬉しいです。</w:t>
+        <w:t>はい、土井茜です。お会いできて嬉しいです。</w:t>
       </w:r>
     </w:p>
     <w:p>
@@ -3036,7 +3036,7 @@
           <w:i w:val="0"/>
           <w:sz w:val="22"/>
         </w:rPr>
-        <w:t>孫と同じ名前だわ。ほんなら、あんたは、おらの孫だ。お彼岸に、神社の石碑を見たいんだって。</w:t>
+        <w:t>孫と同じ名前だわ。ほんなら、あんたはおらの孫だ。お彼岸に、神社の石碑を見たいんだって。</w:t>
       </w:r>
     </w:p>
     <w:p>
@@ -3059,7 +3059,7 @@
           <w:i w:val="0"/>
           <w:sz w:val="22"/>
         </w:rPr>
-        <w:t>はい。ご案内、いただけますか。</w:t>
+        <w:t>はい。ご案内いただけますか。</w:t>
       </w:r>
     </w:p>
     <w:p>
@@ -3097,7 +3097,7 @@
           <w:color w:val="555555"/>
           <w:sz w:val="22"/>
         </w:rPr>
-        <w:t>(笑い声が、少しだけ広がる。遼が、会議の流れを戻す。)</w:t>
+        <w:t>(笑い声が少しだけ広がる。遼が会議の流れを戻す。)</w:t>
       </w:r>
     </w:p>
     <w:p>
@@ -3120,7 +3120,7 @@
           <w:i w:val="0"/>
           <w:sz w:val="22"/>
         </w:rPr>
-        <w:t>皆さん。今夜、決める必要はありません。昨日の話は、書面ではなく、口頭だけの、出どころの分からない「申し出」です。僕の見解は、国を外す提案には反対です。ですが、それは弁護士の意見であり、原告団全体の意思は、皆さんが決めてください。</w:t>
+        <w:t>皆さん。今夜、決める必要はありません。昨日の話は書面ではなく、口頭だけの、出どころの分からない「申し出」です。僕の見解は、国を外す提案には反対です。ですが、それは弁護士の意見であり、原告団全体の意思は皆さんが決めてください。</w:t>
       </w:r>
     </w:p>
     <w:p>
@@ -3166,7 +3166,7 @@
           <w:i w:val="0"/>
           <w:sz w:val="22"/>
         </w:rPr>
-        <w:t>んだ。おら、書面になんねえもんには、ハンコは押さねえ。</w:t>
+        <w:t>んだ。おら、書面になんねえもんにはハンコは押さねえ。</w:t>
       </w:r>
     </w:p>
     <w:p>
@@ -3189,7 +3189,7 @@
           <w:i w:val="0"/>
           <w:sz w:val="22"/>
         </w:rPr>
-        <w:t>……はい。あたしも、そうします。でも、今夜は、気持ちだけは、言わせてもらいました。</w:t>
+        <w:t>……はい。あたしもそうします。でも、今夜は気持ちだけは言わせてもらいました。</w:t>
       </w:r>
     </w:p>
     <w:p>
@@ -3212,7 +3212,7 @@
           <w:i w:val="0"/>
           <w:sz w:val="22"/>
         </w:rPr>
-        <w:t>うん。いいよ。それが、原告団だもん。</w:t>
+        <w:t>うん。いいよ。それが原告団だもん。</w:t>
       </w:r>
     </w:p>
     <w:p>
@@ -3227,7 +3227,7 @@
           <w:color w:val="555555"/>
           <w:sz w:val="22"/>
         </w:rPr>
-        <w:t>(三浦が、全員の湯呑みに、ほうじ茶を回す。最後の一杯が、岩間の前に置かれる。)</w:t>
+        <w:t>(三浦が全員の湯呑みにほうじ茶を回す。最後の一杯が、岩間の前に置かれる。)</w:t>
       </w:r>
     </w:p>
     <w:p>
@@ -3273,7 +3273,7 @@
           <w:i w:val="0"/>
           <w:sz w:val="22"/>
         </w:rPr>
-        <w:t>岩間さんが、一番最後にいらっしゃったからです。最後の人の、いちばん熱いのを、いつも残しておくんです。</w:t>
+        <w:t>岩間さんが一番最後にいらっしゃったからです。最後の人の、いちばん熱いのを、いつも残しておくんです。</w:t>
       </w:r>
     </w:p>
     <w:p>
@@ -3296,7 +3296,7 @@
           <w:i w:val="0"/>
           <w:sz w:val="22"/>
         </w:rPr>
-        <w:t>ほう。(湯呑みを持ち上げて)こりゃ、あったけえ。</w:t>
+        <w:t>ほう。(湯呑みを持ち上げて)こりゃあったけえ。</w:t>
       </w:r>
     </w:p>
     <w:p>
@@ -3372,7 +3372,7 @@
           <w:i w:val="0"/>
           <w:sz w:val="22"/>
         </w:rPr>
-        <w:t>すみません。ゲートで、通行証の確認に時間がかかって。……ハルさん、八時から、ここで?</w:t>
+        <w:t>すみません。ゲートで通行証の確認に時間がかかって。……ハルさん、八時から、ここで?</w:t>
       </w:r>
     </w:p>
     <w:p>
@@ -3441,7 +3441,7 @@
           <w:i w:val="0"/>
           <w:sz w:val="22"/>
         </w:rPr>
-        <w:t>孫は東京だし、息子は仙台。この神社、氏子がもう誰もいねえから、おらが、勝手にやってんだ。(杖で境内を指す)ほら、あそこ。</w:t>
+        <w:t>孫は東京だし、息子は仙台。この神社、氏子がもう誰もいねえから、おらが勝手にやってんだ。(杖で境内を指す)ほら、あそこ。</w:t>
       </w:r>
     </w:p>
     <w:p>
@@ -3479,7 +3479,7 @@
           <w:i w:val="0"/>
           <w:sz w:val="22"/>
         </w:rPr>
-        <w:t>……ありました。(石に手を伸ばしかけて、止める)触っても、いいですか。</w:t>
+        <w:t>……ありました。(石に手を伸ばしかけて、止める)触ってもいいですか。</w:t>
       </w:r>
     </w:p>
     <w:p>
@@ -3502,7 +3502,7 @@
           <w:i w:val="0"/>
           <w:sz w:val="22"/>
         </w:rPr>
-        <w:t>好きにしろ。石は、触られるために立ってんだから。</w:t>
+        <w:t>好きにしろ。石は触られるために立ってんだから。</w:t>
       </w:r>
     </w:p>
     <w:p>
@@ -3517,7 +3517,7 @@
           <w:color w:val="555555"/>
           <w:sz w:val="22"/>
         </w:rPr>
-        <w:t>(土井は石の表面の苔を、爪の先でそっと払う。文字が浮かび上がる。)</w:t>
+        <w:t>(土井は石の表面の苔を爪の先でそっと払う。文字が浮かび上がる。)</w:t>
       </w:r>
     </w:p>
     <w:p>
@@ -3596,7 +3596,7 @@
           <w:i w:val="0"/>
           <w:sz w:val="22"/>
         </w:rPr>
-        <w:t>日付と、向きと、石の高さを、記録しますね。……線量計、先に測ります。</w:t>
+        <w:t>日付と向きと石の高さを記録しますね。……線量計、先に測ります。</w:t>
       </w:r>
     </w:p>
     <w:p>
@@ -3657,7 +3657,7 @@
           <w:i w:val="0"/>
           <w:sz w:val="22"/>
         </w:rPr>
-        <w:t>宿泊はできねえけど、日中は、いいんだ。国が「通過のみ」って言ってるのは、国道の話。神社は、昔から、みんなのもんだ。</w:t>
+        <w:t>宿泊はできねえけど、日中はいいんだ。国が「通過のみ」って言ってるのは、国道の話。神社は昔から、みんなのもんだ。</w:t>
       </w:r>
     </w:p>
     <w:p>
@@ -3680,7 +3680,7 @@
           <w:i w:val="0"/>
           <w:sz w:val="22"/>
         </w:rPr>
-        <w:t>高さは、……スマホの高度計だと、標高二十二・四メートル、ですね。誤差があるので、あとで測量会社に頼みます。</w:t>
+        <w:t>高さは、……スマホの高度計だと標高二十二・四メートルですね。誤差があるので、あとで測量会社に頼みます。</w:t>
       </w:r>
     </w:p>
     <w:p>
@@ -3749,7 +3749,7 @@
           <w:i w:val="0"/>
           <w:sz w:val="22"/>
         </w:rPr>
-        <w:t>十四メートル。おらたちは、そう聞いた。電力さんが、数字を持ってたって話は、あとから知った。……この石は、二十二メートルのとこにあんだ。三月十一日の水は、石の十メートル下で止まった。</w:t>
+        <w:t>十四メートル。おらたちは、そう聞いた。電力さんが数字を持ってたって話は、あとから知った。……この石は、二十二メートルのとこにあんだ。三月十一日の水は、石の十メートル下で止まった。</w:t>
       </w:r>
     </w:p>
     <w:p>
@@ -3787,7 +3787,7 @@
           <w:i w:val="0"/>
           <w:sz w:val="22"/>
         </w:rPr>
-        <w:t>ハルさん、どうしてこの石が、ここにあるって、知っていたんですか。</w:t>
+        <w:t>ハルさん、どうしてこの石がここにあるって知っていたんですか。</w:t>
       </w:r>
     </w:p>
     <w:p>
@@ -3810,7 +3810,7 @@
           <w:i w:val="0"/>
           <w:sz w:val="22"/>
         </w:rPr>
-        <w:t>ばあちゃんの、ばあちゃんが、建てるのを見てた、って言ってた。ほんで、おらたちの代は、浜に近い方が漁に便利だって、昭和の終わりに、下に家を建てた。石は、見ねえようになった。……おらは、あの日、石のある場所まで、走ったんだ。</w:t>
+        <w:t>ばあちゃんのばあちゃんが、建てるのを見てたって言ってた。ほんで、おらたちの代は、浜に近い方が漁に便利だって、昭和の終わりに下に家を建てた。石は見ねえようになった。……おらは、あの日、石のある場所まで走ったんだ。</w:t>
       </w:r>
     </w:p>
     <w:p>
@@ -3833,7 +3833,7 @@
           <w:i w:val="0"/>
           <w:sz w:val="22"/>
         </w:rPr>
-        <w:t>走って、助かったんですね。</w:t>
+        <w:t>走って助かったんですね。</w:t>
       </w:r>
     </w:p>
     <w:p>
@@ -3856,7 +3856,7 @@
           <w:i w:val="0"/>
           <w:sz w:val="22"/>
         </w:rPr>
-        <w:t>助かったのは、おらだけだ。夫と、嫁は。……(言葉を切る)先生。これは、書かなくていい。</w:t>
+        <w:t>助かったのはおらだけだ。夫と嫁は。……(言葉を切る)先生。これは書かなくていい。</w:t>
       </w:r>
     </w:p>
     <w:p>
@@ -3879,7 +3879,7 @@
           <w:i w:val="0"/>
           <w:sz w:val="22"/>
         </w:rPr>
-        <w:t>書きません。(手帳の、今の部分に斜線を引く)ご本人が「書かなくていい」とおっしゃったので、ここは、私の記録ではありません。</w:t>
+        <w:t>書きません。(手帳の今の部分に斜線を引く)ご本人が「書かなくていい」とおっしゃったので、ここは私の記録ではありません。</w:t>
       </w:r>
     </w:p>
     <w:p>
@@ -3902,7 +3902,7 @@
           <w:i w:val="0"/>
           <w:sz w:val="22"/>
         </w:rPr>
-        <w:t>弁護士さんってのは、そういうもんか。</w:t>
+        <w:t>弁護士さんってのはそういうもんか。</w:t>
       </w:r>
     </w:p>
     <w:p>
@@ -3925,7 +3925,7 @@
           <w:i w:val="0"/>
           <w:sz w:val="22"/>
         </w:rPr>
-        <w:t>真壁先生に、そう習いました。見た人の「話したくない」を、先に尊重するって。</w:t>
+        <w:t>真壁先生にそう習いました。見た人の「話したくない」を先に尊重するって。</w:t>
       </w:r>
     </w:p>
     <w:p>
@@ -3948,7 +3948,7 @@
           <w:i w:val="0"/>
           <w:sz w:val="22"/>
         </w:rPr>
-        <w:t>ふうん。あの若え先生、見た目より、ええこと言うな。(笑う)</w:t>
+        <w:t>ふうん。あの若え先生、見た目よりええこと言うな。(笑う)</w:t>
       </w:r>
     </w:p>
     <w:p>
@@ -3963,7 +3963,7 @@
           <w:color w:val="555555"/>
           <w:sz w:val="22"/>
         </w:rPr>
-        <w:t>(土井が石碑の写真を、正面、側面、背後から撮る。シャッター音が、杉の梢に消える。境内のベンチに、岩間が水筒の麦茶を二つのコップに注ぐ。)</w:t>
+        <w:t>(土井が石碑の写真を正面、側面、背後から撮る。シャッター音が杉の梢に消える。境内のベンチで、岩間が水筒の麦茶を二つのコップに注ぐ。)</w:t>
       </w:r>
     </w:p>
     <w:p>
@@ -4055,7 +4055,7 @@
           <w:i w:val="0"/>
           <w:sz w:val="22"/>
         </w:rPr>
-        <w:t>……疲れました。本当は、すごく。この石を見たとき、胸の奥が、ぎゅっとなって。子どものころに、祖母が連れてきてくれたのは、きっと、この場所なんです。</w:t>
+        <w:t>……疲れました。本当は、すごく。この石を見たとき、胸の奥がぎゅっとなって。子どものころ、祖母が連れてきてくれたのは、きっとこの場所なんです。</w:t>
       </w:r>
     </w:p>
     <w:p>
@@ -4078,7 +4078,7 @@
           <w:i w:val="0"/>
           <w:sz w:val="22"/>
         </w:rPr>
-        <w:t>先生のばあちゃんは、誰だ。</w:t>
+        <w:t>先生のばあちゃんは誰だ。</w:t>
       </w:r>
     </w:p>
     <w:p>
@@ -4101,7 +4101,7 @@
           <w:i w:val="0"/>
           <w:sz w:val="22"/>
         </w:rPr>
-        <w:t>祖母は、浜田キヨといいます。</w:t>
+        <w:t>祖母は浜田キヨといいます。</w:t>
       </w:r>
     </w:p>
     <w:p>
@@ -4134,7 +4134,7 @@
           <w:i w:val="0"/>
           <w:sz w:val="22"/>
         </w:rPr>
-        <w:t>……キヨさんの、孫か。キヨさんは、おらの、同級生だった。</w:t>
+        <w:t>……キヨさんの孫か。キヨさんは、おらの同級生だった。</w:t>
       </w:r>
     </w:p>
     <w:p>
@@ -4180,7 +4180,7 @@
           <w:i w:val="0"/>
           <w:sz w:val="22"/>
         </w:rPr>
-        <w:t>世の中は、せめえな。(目の端を、そっと拭く)ほら、飲め。麦茶が、ぬるくなっぺ。</w:t>
+        <w:t>世の中は、せめえな。(目の端をそっと拭く)ほら、飲め。麦茶がぬるくなっぺ。</w:t>
       </w:r>
     </w:p>
     <w:p>
@@ -4195,7 +4195,7 @@
           <w:color w:val="555555"/>
           <w:sz w:val="22"/>
         </w:rPr>
-        <w:t>(二人が並んで、石碑を見ている。遠くで、防災無線の試験放送が鳴る。「こちらは、波戸町です。」ただ、それだけ。)</w:t>
+        <w:t>(二人が並んで石碑を見ている。遠くで防災無線の試験放送が鳴る。「こちらは、波戸町です。」ただ、それだけ。)</w:t>
       </w:r>
     </w:p>
     <w:p>
@@ -4225,7 +4225,7 @@
           <w:color w:val="555555"/>
           <w:sz w:val="22"/>
         </w:rPr>
-        <w:t>(9月25日(金)、午後6時10分。事務所のある和菓子屋の二階。窓の外に夕焼け。階下で、和菓子屋の主人がシャッターを半分だけ下ろす音がする。三浦が、帰り支度をしながら窓の外を見ている。)</w:t>
+        <w:t>(9月25日(金)、午後6時10分。事務所のある和菓子屋の二階。窓の外に夕焼け。階下で和菓子屋の主人がシャッターを半分だけ下ろす音がする。三浦が帰り支度をしながら窓の外を見ている。)</w:t>
       </w:r>
     </w:p>
     <w:p>
@@ -4248,7 +4248,7 @@
           <w:i w:val="0"/>
           <w:sz w:val="22"/>
         </w:rPr>
-        <w:t>……真壁さん。ちょっと、来てもらえますか。</w:t>
+        <w:t>……真壁さん。ちょっと来てもらえますか。</w:t>
       </w:r>
     </w:p>
     <w:p>
@@ -4294,7 +4294,7 @@
           <w:i w:val="0"/>
           <w:sz w:val="22"/>
         </w:rPr>
-        <w:t>下の、電柱の陰。作業着の人が、さっきから、三十分くらい立ってるんです。</w:t>
+        <w:t>下の電柱の陰。作業着の人が、さっきから三十分くらい立ってるんです。</w:t>
       </w:r>
     </w:p>
     <w:p>
@@ -4309,7 +4309,7 @@
           <w:color w:val="555555"/>
           <w:sz w:val="22"/>
         </w:rPr>
-        <w:t>(遼が窓から見下ろす。国道へ向かう細い道。電柱の陰に、黒いジャンパーの男。手に何も持たず、ときどき階段の方を見上げては、目を伏せる。)</w:t>
+        <w:t>(遼が窓から見下ろす。国道へ向かう細い道。電柱の陰に黒いジャンパーの男。手に何も持たず、ときどき階段の方を見上げては目を伏せる。)</w:t>
       </w:r>
     </w:p>
     <w:p>
@@ -4393,7 +4393,7 @@
           <w:color w:val="555555"/>
           <w:sz w:val="22"/>
         </w:rPr>
-        <w:t>(遼が階段を降りる。ところが、一階のドアを開けた瞬間、男はもう、背を向けて歩き出している。)</w:t>
+        <w:t>(遼が階段を降りる。ところが、一階のドアを開けた瞬間、男はもう背を向けて歩き出している。)</w:t>
       </w:r>
     </w:p>
     <w:p>
@@ -4472,7 +4472,7 @@
           <w:i w:val="0"/>
           <w:sz w:val="22"/>
         </w:rPr>
-        <w:t>お話があるなら、中で伺います。お茶も、あります。</w:t>
+        <w:t>お話があるなら、中で伺います。お茶もあります。</w:t>
       </w:r>
     </w:p>
     <w:p>
@@ -4505,7 +4505,7 @@
           <w:i w:val="0"/>
           <w:sz w:val="22"/>
         </w:rPr>
-        <w:t>……弁護士さん。いや、いい。今日は、いい。</w:t>
+        <w:t>……弁護士さん。いや、いい。今日はいい。</w:t>
       </w:r>
     </w:p>
     <w:p>
@@ -4551,7 +4551,7 @@
           <w:i w:val="0"/>
           <w:sz w:val="22"/>
         </w:rPr>
-        <w:t>俺は、まだ、「その」話を、できる人間じゃねえ。……ただ、あの階段の下まで、来てみたかった。それだけだ。</w:t>
+        <w:t>俺はまだ「その」話をできる人間じゃねえ。……ただ、あの階段の下まで来てみたかった。それだけだ。</w:t>
       </w:r>
     </w:p>
     <w:p>
@@ -4566,7 +4566,7 @@
           <w:color w:val="555555"/>
           <w:sz w:val="22"/>
         </w:rPr>
-        <w:t>(遼は、半歩だけ前に出る。)</w:t>
+        <w:t>(遼は半歩だけ前に出る。)</w:t>
       </w:r>
     </w:p>
     <w:p>
@@ -4589,7 +4589,7 @@
           <w:i w:val="0"/>
           <w:sz w:val="22"/>
         </w:rPr>
-        <w:t>先生は、鍵を、かけていなかったんです。事務所の扉に。夜でも。</w:t>
+        <w:t>先生は鍵をかけていなかったんです。事務所の扉に。夜でも。</w:t>
       </w:r>
     </w:p>
     <w:p>
@@ -4613,16 +4613,16 @@
           <w:color w:val="555555"/>
           <w:sz w:val="22"/>
         </w:rPr>
-        <w:t>(肩が、わずかに揺れる)</w:t>
-      </w:r>
-      <w:r>
-        <w:rPr>
-          <w:rFonts w:ascii="Times New Roman" w:hAnsi="Times New Roman" w:eastAsia="Malgun Gothic"/>
-          <w:b w:val="0"/>
-          <w:i w:val="0"/>
-          <w:sz w:val="22"/>
-        </w:rPr>
-        <w:t>……知ってる。四十年前、湾の裁判のとき、うちの親父が、一晩、泊めてもらったことがある。その話は、あとで聞いた。</w:t>
+        <w:t>(肩がわずかに揺れる)</w:t>
+      </w:r>
+      <w:r>
+        <w:rPr>
+          <w:rFonts w:ascii="Times New Roman" w:hAnsi="Times New Roman" w:eastAsia="Malgun Gothic"/>
+          <w:b w:val="0"/>
+          <w:i w:val="0"/>
+          <w:sz w:val="22"/>
+        </w:rPr>
+        <w:t>……知ってる。四十年前、湾の裁判のとき、うちの親父が一晩泊めてもらったことがある。その話はあとで聞いた。</w:t>
       </w:r>
     </w:p>
     <w:p>
@@ -4668,7 +4668,7 @@
           <w:i w:val="0"/>
           <w:sz w:val="22"/>
         </w:rPr>
-        <w:t>いつか、来る。ここに。……でも、今日は、まだ、だめだ。</w:t>
+        <w:t>いつか来る。ここに。……でも、今日はまだだめだ。</w:t>
       </w:r>
     </w:p>
     <w:p>
@@ -4683,7 +4683,7 @@
           <w:color w:val="555555"/>
           <w:sz w:val="22"/>
         </w:rPr>
-        <w:t>(波多野は頭を下げ、国道の方へ歩き去る。遼は追わない。階段の上から、三浦が顔を出す。手には、湯呑みを載せた盆。)</w:t>
+        <w:t>(波多野は頭を下げ、国道の方へ歩き去る。遼は追わない。階段の上から、三浦が顔を出す。手には湯呑みを載せた盆。)</w:t>
       </w:r>
     </w:p>
     <w:p>
@@ -4775,7 +4775,7 @@
           <w:i w:val="0"/>
           <w:sz w:val="22"/>
         </w:rPr>
-        <w:t>一杯分、置いておくだけです。取るか、取らないかは、あの人が決めることですから。</w:t>
+        <w:t>一杯分、置いておくだけです。取るか取らないかは、あの人が決めることですから。</w:t>
       </w:r>
     </w:p>
     <w:p>
@@ -4790,7 +4790,7 @@
           <w:color w:val="555555"/>
           <w:sz w:val="22"/>
         </w:rPr>
-        <w:t>(三浦が、階段の一番下の段に、湯呑みを置く。ほうじ茶の湯気が、夕闇に細く立つ。二人が事務所に戻ったあと、しばらくして、国道の向こうで、軽トラックのエンジン音が聞こえる。止まって、また走り出す。)</w:t>
+        <w:t>(三浦が階段の一番下の段に湯呑みを置く。ほうじ茶の湯気が夕闇に細く立つ。二人が事務所に戻ったあと、しばらくして、国道の向こうで軽トラックのエンジン音が聞こえる。止まって、また走り出す。)</w:t>
       </w:r>
     </w:p>
     <w:p>
@@ -4805,7 +4805,7 @@
           <w:color w:val="555555"/>
           <w:sz w:val="22"/>
         </w:rPr>
-        <w:t>(翌朝。九月二十六日、午前七時半。三浦が出勤して階段を上がろうとして、足を止める。一番下の段に、湯呑みが伏せて置いてある。中は空。縁に、わずかな茶渋。湯呑みの下に、小さく折りたたんだ千円札が一枚、敷いてある。)</w:t>
+        <w:t>(翌朝。九月二十六日、午前七時半。三浦が出勤して階段を上がろうとして足を止める。一番下の段に湯呑みが伏せて置いてある。中は空。縁にわずかな茶渋。湯呑みの下に、小さく折りたたんだ千円札が一枚敷いてある。)</w:t>
       </w:r>
     </w:p>
     <w:p>
@@ -4940,7 +4940,7 @@
           <w:i w:val="0"/>
           <w:sz w:val="22"/>
         </w:rPr>
-        <w:t>受け取れません。先生の遺言で、お茶は、無料ですから。</w:t>
+        <w:t>受け取れません。先生の遺言で、お茶は無料ですから。</w:t>
       </w:r>
     </w:p>
     <w:p>
@@ -4963,7 +4963,7 @@
           <w:i w:val="0"/>
           <w:sz w:val="22"/>
         </w:rPr>
-        <w:t>そうです。ですが、返せば、それは「受け取らない」という返事になります。(千円札を広げて見る。鉛筆で、小さく「二杯目」と書いてある)……取っておきましょう。先生の、「保釈金の箱」の隣に。</w:t>
+        <w:t>そうです。ですが、返せば、それは「受け取らない」という返事になります。(千円札を広げて見る。鉛筆で小さく「二杯目」と書いてある)……取っておきましょう。先生の「保釈金の箱」の隣に。</w:t>
       </w:r>
     </w:p>
     <w:p>
@@ -4993,7 +4993,7 @@
           <w:color w:val="555555"/>
           <w:sz w:val="22"/>
         </w:rPr>
-        <w:t>(9月29日(火)、午後9時。汐見川にかかる橋。川面に街灯が揺れる。欄干にもたれるように、紺のスーツの榊が一人で立っている。遼が小走りに近づく。電話で呼ばれたのは、三十分前。)</w:t>
+        <w:t>(9月29日(火)、午後9時。汐見川にかかる橋。川面に街灯が揺れる。欄干にもたれるように、紺のスーツの榊が一人で立っている。遼が小走りに近づく。電話で呼ばれたのは三十分前。)</w:t>
       </w:r>
     </w:p>
     <w:p>
@@ -5016,7 +5016,7 @@
           <w:i w:val="0"/>
           <w:sz w:val="22"/>
         </w:rPr>
-        <w:t>お呼びたてして、申し訳ございません。お仕事の、お邪魔でなければ。</w:t>
+        <w:t>お呼びたてして、申し訳ございません。お仕事のお邪魔でなければ。</w:t>
       </w:r>
     </w:p>
     <w:p>
@@ -5039,7 +5039,7 @@
           <w:i w:val="0"/>
           <w:sz w:val="22"/>
         </w:rPr>
-        <w:t>邪魔ではありません。ここは、七月に一緒に歩いた場所でもありますから。</w:t>
+        <w:t>邪魔ではありません。ここは七月に一緒に歩いた場所でもありますから。</w:t>
       </w:r>
     </w:p>
     <w:p>
@@ -5062,7 +5062,7 @@
           <w:i w:val="0"/>
           <w:sz w:val="22"/>
         </w:rPr>
-        <w:t>……そうでしたね。あの日は、夕方で。</w:t>
+        <w:t>……そうでしたね。あの日は夕方で。</w:t>
       </w:r>
     </w:p>
     <w:p>
@@ -5118,7 +5118,7 @@
           <w:i w:val="0"/>
           <w:sz w:val="22"/>
         </w:rPr>
-        <w:t>先日の、お断りの件です。承知しておりました。私から、「ある方々」に、お伝えいたします。</w:t>
+        <w:t>先日のお断りの件です。承知しておりました。私から「ある方々」にお伝えいたします。</w:t>
       </w:r>
     </w:p>
     <w:p>
@@ -5164,7 +5164,7 @@
           <w:i w:val="0"/>
           <w:sz w:val="22"/>
         </w:rPr>
-        <w:t>……そう申し上げるほかない、ということは、お察しください。</w:t>
+        <w:t>……そう申し上げるほかない、ということはお察しください。</w:t>
       </w:r>
     </w:p>
     <w:p>
@@ -5248,7 +5248,7 @@
           <w:i w:val="0"/>
           <w:sz w:val="22"/>
         </w:rPr>
-        <w:t>先生が、逮捕される前、後援会の汐見支部が、鷲尾建設の方々と会食をしておりました。大沼さんが、先生のご活動について、お話しした、と聞いております。</w:t>
+        <w:t>先生が逮捕される前、後援会の汐見支部が鷲尾建設の方々と会食をしておりました。大沼さんが先生のご活動についてお話しした、と聞いております。</w:t>
       </w:r>
     </w:p>
     <w:p>
@@ -5294,7 +5294,7 @@
           <w:i w:val="0"/>
           <w:sz w:val="22"/>
         </w:rPr>
-        <w:t>事務所に出入りする方々のこと。小松さんの案件。それから、……桐生先生が、過去の予納金の帳簿を、見直していらしたこと。</w:t>
+        <w:t>事務所に出入りする方々のこと。小松さんの案件。それから、……桐生先生が過去の予納金の帳簿を見直していらしたこと。</w:t>
       </w:r>
     </w:p>
     <w:p>
@@ -5317,7 +5317,7 @@
           <w:i w:val="0"/>
           <w:sz w:val="22"/>
         </w:rPr>
-        <w:t>大沼さんが、鷲尾の、どなたに?</w:t>
+        <w:t>大沼さんが鷲尾のどなたに?</w:t>
       </w:r>
     </w:p>
     <w:p>
@@ -5340,7 +5340,7 @@
           <w:i w:val="0"/>
           <w:sz w:val="22"/>
         </w:rPr>
-        <w:t>常務です。ただし、これは、私が支部の方々から聞いた話であって、証拠はございません。</w:t>
+        <w:t>常務です。ただし、これは私が支部の方々から聞いた話であって、証拠はございません。</w:t>
       </w:r>
     </w:p>
     <w:p>
@@ -5363,7 +5363,7 @@
           <w:i w:val="0"/>
           <w:sz w:val="22"/>
         </w:rPr>
-        <w:t>では、それが、「ご活動」を理由にした、何かの働きかけだったと?</w:t>
+        <w:t>では、それが「ご活動」を理由にした何かの働きかけだったと?</w:t>
       </w:r>
     </w:p>
     <w:p>
@@ -5386,7 +5386,7 @@
           <w:i w:val="0"/>
           <w:sz w:val="22"/>
         </w:rPr>
-        <w:t>いいえ。そこまでは、申しておりません。後援会が行ったのは、鷲尾さんへの、「お世話」だけです。接待の席の手配。会合の場所の提供。そして、情報の「共有」。逮捕については、私どもは、何も存じませんでした。</w:t>
+        <w:t>いいえ。そこまでは申しておりません。後援会が行ったのは、鷲尾さんへの「お世話」だけです。接待の席の手配。会合の場所の提供。そして、情報の「共有」。逮捕については、私どもは何も存じませんでした。</w:t>
       </w:r>
     </w:p>
     <w:p>
@@ -5432,7 +5432,7 @@
           <w:i w:val="0"/>
           <w:sz w:val="22"/>
         </w:rPr>
-        <w:t>何も。報道で、初めて知りました。先生にも、後援会にも、「警察への働きかけ」は、一切、記録がございません。……記録が、ない、のです。</w:t>
+        <w:t>何も。報道で初めて知りました。先生にも後援会にも、「警察への働きかけ」の記録は一切ございません。……記録が、ないのです。</w:t>
       </w:r>
     </w:p>
     <w:p>
@@ -5455,7 +5455,7 @@
           <w:i w:val="0"/>
           <w:sz w:val="22"/>
         </w:rPr>
-        <w:t>榊さん。「知らなかった」と、「知らされなかった」は、違います。</w:t>
+        <w:t>榊さん。「知らなかった」と「知らされなかった」は、違います。</w:t>
       </w:r>
     </w:p>
     <w:p>
@@ -5511,7 +5511,7 @@
           <w:i w:val="0"/>
           <w:sz w:val="22"/>
         </w:rPr>
-        <w:t>知らされなかったのなら、誰が、誰に、知らせなかったのか。それは、榊さん自身にも、分からないことですか。</w:t>
+        <w:t>知らされなかったのなら、誰が誰に知らせなかったのか。それは、榊さん自身にも分からないことですか。</w:t>
       </w:r>
     </w:p>
     <w:p>
@@ -5544,7 +5544,7 @@
           <w:i w:val="0"/>
           <w:sz w:val="22"/>
         </w:rPr>
-        <w:t>……分かりません。私にも、引いている線がございます。その線の内側には、入らないように、してまいりました。</w:t>
+        <w:t>……分かりません。私にも引いている線がございます。その線の内側には、入らないようにしてまいりました。</w:t>
       </w:r>
     </w:p>
     <w:p>
@@ -5590,7 +5590,7 @@
           <w:i w:val="0"/>
           <w:sz w:val="22"/>
         </w:rPr>
-        <w:t>十五年前、遼さんが家を出られた日の朝。あの玄関で、私が、遼さんに申し上げた言葉を、覚えていらっしゃいますか。</w:t>
+        <w:t>十五年前、遼さんが家を出られた日の朝。あの玄関で私が遼さんに申し上げた言葉を、覚えていらっしゃいますか。</w:t>
       </w:r>
     </w:p>
     <w:p>
@@ -5636,7 +5636,7 @@
           <w:i w:val="0"/>
           <w:sz w:val="22"/>
         </w:rPr>
-        <w:t>はい。あのとき、私は、「先生」と申しました。「お父様」とは、申しませんでした。その線を、私は、今でも守っております。</w:t>
+        <w:t>はい。あのとき私は、「先生」と申しました。「お父様」とは申しませんでした。その線を、私は今でも守っております。</w:t>
       </w:r>
     </w:p>
     <w:p>
@@ -5669,7 +5669,7 @@
           <w:i w:val="0"/>
           <w:sz w:val="22"/>
         </w:rPr>
-        <w:t>……榊さん。父は、あの提案のことを、知っていますか。</w:t>
+        <w:t>……榊さん。父は、あの提案のことを知っていますか。</w:t>
       </w:r>
     </w:p>
     <w:p>
@@ -5692,7 +5692,7 @@
           <w:i w:val="0"/>
           <w:sz w:val="22"/>
         </w:rPr>
-        <w:t>私から、申し上げられることは、ございません。</w:t>
+        <w:t>私から申し上げられることはございません。</w:t>
       </w:r>
     </w:p>
     <w:p>
@@ -5738,7 +5738,7 @@
           <w:i w:val="0"/>
           <w:sz w:val="22"/>
         </w:rPr>
-        <w:t>ですが、これだけは。(やっと遼を見る)桐生先生の葬儀の日。花を出すように、と先生が、おっしゃいました。そのとき、先生は、ほんの、一拍だけ、黙っていらっしゃいました。</w:t>
+        <w:t>ですが、これだけは。(やっと遼を見る)桐生先生の葬儀の日。花を出すように、と先生がおっしゃいました。そのとき先生は、ほんの一拍だけ黙っていらっしゃいました。</w:t>
       </w:r>
     </w:p>
     <w:p>
@@ -5784,7 +5784,7 @@
           <w:i w:val="0"/>
           <w:sz w:val="22"/>
         </w:rPr>
-        <w:t>半秒、ではございません。一秒、でした。</w:t>
+        <w:t>半秒ではございません。一秒でした。</w:t>
       </w:r>
     </w:p>
     <w:p>
@@ -5799,7 +5799,7 @@
           <w:color w:val="555555"/>
           <w:sz w:val="22"/>
         </w:rPr>
-        <w:t>(遼は黙って、欄干に両手を置く。)</w:t>
+        <w:t>(遼は黙って欄干に両手を置く。)</w:t>
       </w:r>
     </w:p>
     <w:p>
@@ -5822,7 +5822,7 @@
           <w:i w:val="0"/>
           <w:sz w:val="22"/>
         </w:rPr>
-        <w:t>榊さん。今日の話は、書面になりませんね。</w:t>
+        <w:t>榊さん。今日の話は書面になりませんね。</w:t>
       </w:r>
     </w:p>
     <w:p>
@@ -5868,7 +5868,7 @@
           <w:i w:val="0"/>
           <w:sz w:val="22"/>
         </w:rPr>
-        <w:t>僕は、聞いたことを、記録しません。ただし、「聞いた」という事実は、忘れません。</w:t>
+        <w:t>僕は、聞いたことを記録しません。ただし、「聞いた」という事実は忘れません。</w:t>
       </w:r>
     </w:p>
     <w:p>
@@ -5937,7 +5937,7 @@
           <w:i w:val="0"/>
           <w:sz w:val="22"/>
         </w:rPr>
-        <w:t>先日の、「待てば海路の日和あり」。あれは、私が、自分に言い聞かせている言葉でもあるのです。</w:t>
+        <w:t>先日の「待てば海路の日和あり」。あれは私が自分に言い聞かせている言葉でもあるのです。</w:t>
       </w:r>
     </w:p>
     <w:p>
@@ -5952,7 +5952,7 @@
           <w:color w:val="555555"/>
           <w:sz w:val="22"/>
         </w:rPr>
-        <w:t>(榊の背中が、街灯の下を遠ざかる。遼は、しばらく動かない。川面に、月が揺れる。)</w:t>
+        <w:t>(榊の背中が街灯の下を遠ざかる。遼はしばらく動かない。川面に月が揺れる。)</w:t>
       </w:r>
     </w:p>
     <w:p>
@@ -5982,7 +5982,7 @@
           <w:color w:val="555555"/>
           <w:sz w:val="22"/>
         </w:rPr>
-        <w:t>(9月30日(水)、午後8時。事務所の応接室。鉄瓶の湯が、静かに鳴っている。机の上に、石碑の写真が六枚、並べられている。遼、土井、三浦。扉の外から杖の音がして、遠藤と大城が入ってくる。)</w:t>
+        <w:t>(9月30日(水)、午後8時。事務所の応接室。鉄瓶の湯が静かに鳴っている。机の上に、石碑の写真が六枚並べられている。遼、土井、三浦。扉の外から杖の音がして、遠藤と大城が入ってくる。)</w:t>
       </w:r>
     </w:p>
     <w:p>
@@ -6005,7 +6005,7 @@
           <w:i w:val="0"/>
           <w:sz w:val="22"/>
         </w:rPr>
-        <w:t>夜に、すまねえな。どうしても、今日のうちに、言っときたくて。</w:t>
+        <w:t>夜にすまねえな。どうしても、今日のうちに言っときたくて。</w:t>
       </w:r>
     </w:p>
     <w:p>
@@ -6051,7 +6051,7 @@
           <w:i w:val="0"/>
           <w:sz w:val="22"/>
         </w:rPr>
-        <w:t>はい。(最初の湯呑みを、遠藤の前に)遠藤さんが、お着きの順番では二番目ですが、お待ちの長さでは、一番目です。</w:t>
+        <w:t>はい。(最初の湯呑みを遠藤の前に)遠藤さんが、お着きの順番では二番目ですが、お待ちの長さでは一番目です。</w:t>
       </w:r>
     </w:p>
     <w:p>
@@ -6084,7 +6084,7 @@
           <w:i w:val="0"/>
           <w:sz w:val="22"/>
         </w:rPr>
-        <w:t>おめえさんたちは、ほんとに、ほうじ茶の順番がうるせえな。</w:t>
+        <w:t>おめえさんたちは、ほんとにほうじ茶の順番がうるせえな。</w:t>
       </w:r>
     </w:p>
     <w:p>
@@ -6107,7 +6107,7 @@
           <w:i w:val="0"/>
           <w:sz w:val="22"/>
         </w:rPr>
-        <w:t>先に結果から言うね。日曜の総会。国を外す提案には、賛成が少数。反対が大多数。ただし、「書面が出たら、内容だけは聞きたい」って人が、十五人くらい。</w:t>
+        <w:t>先に結果から言うね。日曜の総会。国を外す提案には賛成が少数。反対が大多数。ただし「書面が出たら、内容だけは聞きたい」って人が十五人くらい。</w:t>
       </w:r>
     </w:p>
     <w:p>
@@ -6153,7 +6153,7 @@
           <w:i w:val="0"/>
           <w:sz w:val="22"/>
         </w:rPr>
-        <w:t>無理に、押さえない。それは、あたしたちの約束。……ね、遠藤のじいちゃん。</w:t>
+        <w:t>無理に押さえない。それはあたしたちの約束。……ね、遠藤のじいちゃん。</w:t>
       </w:r>
     </w:p>
     <w:p>
@@ -6191,7 +6191,7 @@
           <w:color w:val="555555"/>
           <w:sz w:val="22"/>
         </w:rPr>
-        <w:t>(土井が、石碑の写真を、遠藤と大城の前に広げる。)</w:t>
+        <w:t>(土井が石碑の写真を遠藤と大城の前に広げる。)</w:t>
       </w:r>
     </w:p>
     <w:p>
@@ -6247,7 +6247,7 @@
           <w:i w:val="0"/>
           <w:sz w:val="22"/>
         </w:rPr>
-        <w:t>……おう。これ、知ってる。おらが子どもんころ、波戸神社の裏に、あったな。じいちゃんが、「ここまで上がれ」って、言ってた。</w:t>
+        <w:t>……おう。これ、知ってる。おらが子どもんころ、波戸神社の裏にあったな。じいちゃんが「ここまで上がれ」って言ってた。</w:t>
       </w:r>
     </w:p>
     <w:p>
@@ -6270,7 +6270,7 @@
           <w:i w:val="0"/>
           <w:sz w:val="22"/>
         </w:rPr>
-        <w:t>遠藤のじいちゃんも、知ってたんだ。</w:t>
+        <w:t>遠藤のじいちゃんも知ってたんだ。</w:t>
       </w:r>
     </w:p>
     <w:p>
@@ -6293,7 +6293,7 @@
           <w:i w:val="0"/>
           <w:sz w:val="22"/>
         </w:rPr>
-        <w:t>知らねえ者は、おらたちの世代には、いなかったべ。みんな、聞いたことはある。ただ、「昔の話だ」って、思ってた。……電力さんは、「想定外」って言ったんだべ。おら、あれが、いちばんこたえた。</w:t>
+        <w:t>知らねえ者は、おらたちの世代にはいなかったべ。みんな聞いたことはある。ただ、「昔の話だ」って思ってた。……電力さんは、「想定外」って言ったんだべ。おら、あれがいちばんこたえた。</w:t>
       </w:r>
     </w:p>
     <w:p>
@@ -6316,7 +6316,7 @@
           <w:i w:val="0"/>
           <w:sz w:val="22"/>
         </w:rPr>
-        <w:t>「想定外」は、法廷では、「予見可能性がなかった」という主張になります。この石碑は、その主張に対する、小さな反証です。</w:t>
+        <w:t>「想定外」は、法廷では「予見可能性がなかった」という主張になります。この石碑は、その主張に対する小さな反証です。</w:t>
       </w:r>
     </w:p>
     <w:p>
@@ -6354,7 +6354,7 @@
           <w:color w:val="555555"/>
           <w:sz w:val="22"/>
         </w:rPr>
-        <w:t>(三浦が、全員の湯呑みにほうじ茶を注ぐ。遼が、湯呑みを両手で持ちながら、口を開く。)</w:t>
+        <w:t>(三浦が全員の湯呑みにほうじ茶を注ぐ。遼が湯呑みを両手で持ちながら口を開く。)</w:t>
       </w:r>
     </w:p>
     <w:p>
@@ -6377,7 +6377,7 @@
           <w:i w:val="0"/>
           <w:sz w:val="22"/>
         </w:rPr>
-        <w:t>先日、ある方が、こんな歌を引きました。小野小町の。「花の色は 移りにけりな いたづらに 我が身世にふる ながめせしまに」。待っているうちに、花の色は褪せてしまう。長雨を、眺めているあいだに、と。</w:t>
+        <w:t>先日、ある方がこんな歌を引きました。小野小町の。「花の色は 移りにけりな いたづらに 我が身世にふる ながめせしまに」。待っているうちに、花の色は褪せてしまう。長雨を眺めているあいだに、と。</w:t>
       </w:r>
     </w:p>
     <w:p>
@@ -6502,7 +6502,7 @@
           <w:i w:val="0"/>
           <w:sz w:val="22"/>
         </w:rPr>
-        <w:t>おら、この十年、ただ眺めてたんでねえ。避難所でも、仮設でも、団地でも、毎朝、網、繕ってた。漁に出れねえのに、網だけ、繕ってた。色が褪せっぺどうなっぺ、んなことより、また海さ出る日のために、手を動かしてたんだ。待つってのは、座ってることでねえ。支度を、することだ。</w:t>
+        <w:t>おら、この十年、ただ眺めてたんでねえ。避難所でも、仮設でも、団地でも、毎朝、網、繕ってた。漁に出れねえのに、網だけ繕ってた。色が褪せっぺどうなっぺ、んなことより、また海さ出る日のために、手を動かしてたんだ。待つってのは、座ってることでねえ。支度を、することだ。</w:t>
       </w:r>
     </w:p>
     <w:p>
@@ -6517,7 +6517,7 @@
           <w:color w:val="555555"/>
           <w:sz w:val="22"/>
         </w:rPr>
-        <w:t>(応接室が静まる。土井が、手帳に何かを書きつけ、そして線を引く。)</w:t>
+        <w:t>(応接室が静まる。土井が手帳に何かを書きつけ、そして線を引く。)</w:t>
       </w:r>
     </w:p>
     <w:p>
@@ -6540,7 +6540,7 @@
           <w:i w:val="0"/>
           <w:sz w:val="22"/>
         </w:rPr>
-        <w:t>……すみません、今の言葉、法廷で、使わせていただいてもいいですか。意見陳述書に。</w:t>
+        <w:t>……すみません、今の言葉、法廷で使わせていただいてもいいですか。意見陳述書に。</w:t>
       </w:r>
     </w:p>
     <w:p>
@@ -6563,7 +6563,7 @@
           <w:i w:val="0"/>
           <w:sz w:val="22"/>
         </w:rPr>
-        <w:t>好きに、使いな。おらの言葉だ。</w:t>
+        <w:t>好きに使いな。おらの言葉だ。</w:t>
       </w:r>
     </w:p>
     <w:p>
@@ -6586,7 +6586,7 @@
           <w:i w:val="0"/>
           <w:sz w:val="22"/>
         </w:rPr>
-        <w:t>遠藤さん。次回の期日に、もう一度、意見陳述に立っていただくことは、可能でしょうか。</w:t>
+        <w:t>遠藤さん。次回の期日に、もう一度意見陳述に立っていただくことは可能でしょうか。</w:t>
       </w:r>
     </w:p>
     <w:p>
@@ -6609,7 +6609,7 @@
           <w:i w:val="0"/>
           <w:sz w:val="22"/>
         </w:rPr>
-        <w:t>体が、持ったらな。(茶を飲み干し、杖を引き寄せる)……真壁先生。あの、ある方ってのは、誰だ。</w:t>
+        <w:t>体が持ったらな。(茶を飲み干し、杖を引き寄せる)……真壁先生。あの、ある方ってのは、誰だ。</w:t>
       </w:r>
     </w:p>
     <w:p>
@@ -6632,7 +6632,7 @@
           <w:i w:val="0"/>
           <w:sz w:val="22"/>
         </w:rPr>
-        <w:t>お名前は、出せません。ただ、僕の、よく知っている方です。</w:t>
+        <w:t>お名前は出せません。ただ、僕のよく知っている方です。</w:t>
       </w:r>
     </w:p>
     <w:p>
@@ -6680,7 +6680,7 @@
           <w:color w:val="555555"/>
           <w:sz w:val="22"/>
         </w:rPr>
-        <w:t>(遠藤と大城が帰ったあと。三浦が湯呑みを片づける。土井が、石碑の写真を、一枚ずつ、封筒に入れている。)</w:t>
+        <w:t>(遠藤と大城が帰ったあと。三浦が湯呑みを片づける。土井が石碑の写真を一枚ずつ封筒に入れている。)</w:t>
       </w:r>
     </w:p>
     <w:p>
@@ -6703,7 +6703,7 @@
           <w:i w:val="0"/>
           <w:sz w:val="22"/>
         </w:rPr>
-        <w:t>真壁先生。今日、私、少し、考えていたんです。</w:t>
+        <w:t>真壁先生。今日、私、少し考えていたんです。</w:t>
       </w:r>
     </w:p>
     <w:p>
@@ -6749,7 +6749,7 @@
           <w:i w:val="0"/>
           <w:sz w:val="22"/>
         </w:rPr>
-        <w:t>国を外すという話。もし、あの石碑がなかったら、私は、もっと迷っていたかもしれません。数字ではなく、石を見たから、「やっぱり、順番を残したい」って思えました。</w:t>
+        <w:t>国を外すという話。もし、あの石碑がなかったら、私はもっと迷っていたかもしれません。数字ではなく石を見たから、「やっぱり、順番を残したい」って思えました。</w:t>
       </w:r>
     </w:p>
     <w:p>
@@ -6772,7 +6772,7 @@
           <w:i w:val="0"/>
           <w:sz w:val="22"/>
         </w:rPr>
-        <w:t>石は、数字より、長持ちします。</w:t>
+        <w:t>石は数字より長持ちします。</w:t>
       </w:r>
     </w:p>
     <w:p>
@@ -6795,7 +6795,7 @@
           <w:i w:val="0"/>
           <w:sz w:val="22"/>
         </w:rPr>
-        <w:t>……はい。(封筒に、ペンで日付を書く)</w:t>
+        <w:t>……はい。(封筒にペンで日付を書く)</w:t>
       </w:r>
     </w:p>
     <w:p>
@@ -6810,7 +6810,7 @@
           <w:color w:val="555555"/>
           <w:sz w:val="22"/>
         </w:rPr>
-        <w:t>(三浦が、予約表を持ってきて、遼の前に置く。)</w:t>
+        <w:t>(三浦が予約表を持ってきて、遼の前に置く。)</w:t>
       </w:r>
     </w:p>
     <w:p>
@@ -6833,7 +6833,7 @@
           <w:i w:val="0"/>
           <w:sz w:val="22"/>
         </w:rPr>
-        <w:t>真壁さん、来週の月曜、十月五日の午後二時。お電話があって、お名前を言わずに、「元、奥浜電力の者です」と。</w:t>
+        <w:t>真壁さん、来週の月曜、十月五日の午後二時。お電話があって、お名前を言わずに「元、奥浜電力の者です」と。</w:t>
       </w:r>
     </w:p>
     <w:p>
@@ -6879,7 +6879,7 @@
           <w:i w:val="0"/>
           <w:sz w:val="22"/>
         </w:rPr>
-        <w:t>「土木調査の、部署にいた者です」って。お断りしましょうか。</w:t>
+        <w:t>「土木調査の部署にいた者です」って。お断りしましょうか。</w:t>
       </w:r>
     </w:p>
     <w:p>
@@ -6894,7 +6894,7 @@
           <w:color w:val="555555"/>
           <w:sz w:val="22"/>
         </w:rPr>
-        <w:t>(遼はしばらく、湯呑みの底を見つめる。鉄瓶の湯が、ちいさく鳴る。)</w:t>
+        <w:t>(遼はしばらく湯呑みの底を見つめる。鉄瓶の湯がちいさく鳴る。)</w:t>
       </w:r>
     </w:p>
     <w:p>
@@ -6917,7 +6917,7 @@
           <w:i w:val="0"/>
           <w:sz w:val="22"/>
         </w:rPr>
-        <w:t>……いえ。お受けします。一番長く待った方を、先に通せるよう、その日の予定は、全部空けておいてください。</w:t>
+        <w:t>……いえ。お受けします。一番長く待った方を先に通せるよう、その日の予定は全部空けておいてください。</w:t>
       </w:r>
     </w:p>
     <w:p>
@@ -6955,7 +6955,7 @@
           <w:color w:val="555555"/>
           <w:sz w:val="22"/>
         </w:rPr>
-        <w:t>(窓の外、駅前の掲示板の、色あせたポスターの上に、夜の風が吹き抜ける。)</w:t>
+        <w:t>(窓の外、駅前の掲示板の色あせたポスターの上を、夜の風が吹き抜ける。)</w:t>
       </w:r>
     </w:p>
     <w:p>
